--- a/docs/Instrukcja przygotowania - Szybki feedback w CICD.docx
+++ b/docs/Instrukcja przygotowania - Szybki feedback w CICD.docx
@@ -885,7 +885,7 @@
           <w:b w:val="0"/>
           <w:sz w:val="21"/>
         </w:rPr>
-        <w:t xml:space="preserve"> i zaczekaj na zakończenie pierwszego przebiegu. Powinien zakończyć się na zielono i trwać około czterech minut.</w:t>
+        <w:t xml:space="preserve"> i zaczekaj na zakończenie pierwszego przebiegu. Powinien zakończyć się na zielono i trwać nieco ponad trzy minuty.</w:t>
       </w:r>
     </w:p>
     <w:p>
@@ -991,7 +991,7 @@
           <w:b/>
           <w:sz w:val="20"/>
         </w:rPr>
-        <w:t>Cztery minuty to nie błąd, tylko nasz punkt wyjścia.</w:t>
+        <w:t>Trzy minuty to nie błąd, tylko nasz punkt wyjścia.</w:t>
       </w:r>
       <w:r>
         <w:rPr>

--- a/docs/Instrukcja przygotowania - Szybki feedback w CICD.docx
+++ b/docs/Instrukcja przygotowania - Szybki feedback w CICD.docx
@@ -31,7 +31,7 @@
           <w:color w:val="44444C"/>
           <w:sz w:val="22"/>
         </w:rPr>
-        <w:t>Pipeline, który testuje i raportuje bez utraty jakości  ·  GitHub Actions</w:t>
+        <w:t>Jak zaprojektować pipeline, który buduje, testuje i wdraża bez utraty jakości  ·  GitHub Actions</w:t>
       </w:r>
     </w:p>
     <w:p>

--- a/docs/Instrukcja przygotowania - Szybki feedback w CICD.docx
+++ b/docs/Instrukcja przygotowania - Szybki feedback w CICD.docx
@@ -949,7 +949,7 @@
           <w:rFonts w:ascii="Consolas" w:hAnsi="Consolas" w:eastAsia="Consolas"/>
           <w:sz w:val="19"/>
         </w:rPr>
-        <w:t>git commit --allow-empty -m "Sprawdzenie dostępu"</w:t>
+        <w:t>git commit --allow-empty -m "Check push access"</w:t>
         <w:br/>
         <w:t>git push</w:t>
       </w:r>
